--- a/Rquisitos_objetivos.docx
+++ b/Rquisitos_objetivos.docx
@@ -265,7 +265,7 @@
           <w:szCs w:val="20"/>
           <w:lang w:val="es-CO"/>
         </w:rPr>
-        <w:t>1. Contexto resumido del proyecto</w:t>
+        <w:t>Contexto resumido del proyecto</w:t>
       </w:r>
     </w:p>
     <w:p>
@@ -374,17 +374,6 @@
           <w:szCs w:val="20"/>
           <w:lang w:val="es-CO"/>
         </w:rPr>
-        <w:t xml:space="preserve">2. </w:t>
-      </w:r>
-      <w:r>
-        <w:rPr>
-          <w:rFonts w:ascii="Arial" w:hAnsi="Arial" w:cs="Arial"/>
-          <w:b/>
-          <w:bCs/>
-          <w:sz w:val="20"/>
-          <w:szCs w:val="20"/>
-          <w:lang w:val="es-CO"/>
-        </w:rPr>
         <w:t>Definición</w:t>
       </w:r>
       <w:r>
@@ -440,17 +429,7 @@
           <w:szCs w:val="20"/>
           <w:lang w:val="es-CO"/>
         </w:rPr>
-        <w:t>3</w:t>
-      </w:r>
-      <w:r>
-        <w:rPr>
-          <w:rFonts w:ascii="Arial" w:eastAsia="Times New Roman" w:hAnsi="Arial" w:cs="Arial"/>
-          <w:color w:val="auto"/>
-          <w:sz w:val="20"/>
-          <w:szCs w:val="20"/>
-          <w:lang w:val="es-CO"/>
-        </w:rPr>
-        <w:t xml:space="preserve">. Objetivo general </w:t>
+        <w:t xml:space="preserve">Objetivo general </w:t>
       </w:r>
     </w:p>
     <w:p>
@@ -471,7 +450,45 @@
           <w:szCs w:val="20"/>
           <w:lang w:val="es-CO"/>
         </w:rPr>
-        <w:t>Diseñar</w:t>
+        <w:t xml:space="preserve">Implementar un sistema informático </w:t>
+      </w:r>
+      <w:r>
+        <w:rPr>
+          <w:rFonts w:ascii="Arial" w:hAnsi="Arial" w:cs="Arial"/>
+          <w:sz w:val="20"/>
+          <w:szCs w:val="20"/>
+          <w:lang w:val="es-CO"/>
+        </w:rPr>
+        <w:t>para</w:t>
+      </w:r>
+      <w:r>
+        <w:rPr>
+          <w:rFonts w:ascii="Arial" w:hAnsi="Arial" w:cs="Arial"/>
+          <w:sz w:val="20"/>
+          <w:szCs w:val="20"/>
+          <w:lang w:val="es-CO"/>
+        </w:rPr>
+        <w:t xml:space="preserve"> la tienda de ropa “Huang </w:t>
+      </w:r>
+      <w:proofErr w:type="spellStart"/>
+      <w:r>
+        <w:rPr>
+          <w:rFonts w:ascii="Arial" w:hAnsi="Arial" w:cs="Arial"/>
+          <w:sz w:val="20"/>
+          <w:szCs w:val="20"/>
+          <w:lang w:val="es-CO"/>
+        </w:rPr>
+        <w:t>Clothes</w:t>
+      </w:r>
+      <w:proofErr w:type="spellEnd"/>
+      <w:r>
+        <w:rPr>
+          <w:rFonts w:ascii="Arial" w:hAnsi="Arial" w:cs="Arial"/>
+          <w:sz w:val="20"/>
+          <w:szCs w:val="20"/>
+          <w:lang w:val="es-CO"/>
+        </w:rPr>
+        <w:t>”</w:t>
       </w:r>
       <w:r>
         <w:rPr>
@@ -489,25 +506,16 @@
           <w:szCs w:val="20"/>
           <w:lang w:val="es-CO"/>
         </w:rPr>
-        <w:t xml:space="preserve">una API REST para la gestión de clientes y productos de la tienda de ropa, que permita ejecutar operaciones CRUD completas con respuestas JSON y persistencia en SQL Server, logrando un tiempo de respuesta </w:t>
-      </w:r>
-      <w:r>
-        <w:rPr>
-          <w:rFonts w:ascii="Arial" w:hAnsi="Arial" w:cs="Arial"/>
-          <w:sz w:val="20"/>
-          <w:szCs w:val="20"/>
-          <w:lang w:val="es-CO"/>
-        </w:rPr>
-        <w:t>veloz</w:t>
-      </w:r>
-      <w:r>
-        <w:rPr>
-          <w:rFonts w:ascii="Arial" w:hAnsi="Arial" w:cs="Arial"/>
-          <w:sz w:val="20"/>
-          <w:szCs w:val="20"/>
-          <w:lang w:val="es-CO"/>
-        </w:rPr>
-        <w:t xml:space="preserve">, con una disponibilidad de al menos 99% en ambiente de pruebas, todo ello antes del </w:t>
+        <w:t xml:space="preserve">que permita a la tienda gestionar su correcto funcionar </w:t>
+      </w:r>
+      <w:r>
+        <w:rPr>
+          <w:rFonts w:ascii="Arial" w:hAnsi="Arial" w:cs="Arial"/>
+          <w:sz w:val="20"/>
+          <w:szCs w:val="20"/>
+          <w:lang w:val="es-CO"/>
+        </w:rPr>
+        <w:t xml:space="preserve">antes del </w:t>
       </w:r>
       <w:r>
         <w:rPr>
@@ -566,18 +574,7 @@
           <w:szCs w:val="20"/>
           <w:lang w:val="es-CO"/>
         </w:rPr>
-        <w:lastRenderedPageBreak/>
-        <w:t>4</w:t>
-      </w:r>
-      <w:r>
-        <w:rPr>
-          <w:rFonts w:ascii="Arial" w:eastAsia="Times New Roman" w:hAnsi="Arial" w:cs="Arial"/>
-          <w:color w:val="auto"/>
-          <w:sz w:val="20"/>
-          <w:szCs w:val="20"/>
-          <w:lang w:val="es-CO"/>
-        </w:rPr>
-        <w:t xml:space="preserve">. Objetivos específicos </w:t>
+        <w:t xml:space="preserve">Objetivos específicos </w:t>
       </w:r>
     </w:p>
     <w:p>
@@ -598,16 +595,16 @@
           <w:szCs w:val="20"/>
           <w:lang w:val="es-CO"/>
         </w:rPr>
-        <w:t>4.</w:t>
-      </w:r>
-      <w:r>
-        <w:rPr>
-          <w:rFonts w:ascii="Arial" w:hAnsi="Arial" w:cs="Arial"/>
-          <w:sz w:val="20"/>
-          <w:szCs w:val="20"/>
-          <w:lang w:val="es-CO"/>
-        </w:rPr>
-        <w:t xml:space="preserve">1. Modelar el dominio de </w:t>
+        <w:t xml:space="preserve">Realizar el análisis del software </w:t>
+      </w:r>
+      <w:r>
+        <w:rPr>
+          <w:rFonts w:ascii="Arial" w:hAnsi="Arial" w:cs="Arial"/>
+          <w:sz w:val="20"/>
+          <w:szCs w:val="20"/>
+          <w:lang w:val="es-CO"/>
+        </w:rPr>
+        <w:t xml:space="preserve">para el sistema informático para la tienda de ropa “Huang </w:t>
       </w:r>
       <w:proofErr w:type="spellStart"/>
       <w:r>
@@ -617,7 +614,7 @@
           <w:szCs w:val="20"/>
           <w:lang w:val="es-CO"/>
         </w:rPr>
-        <w:t>TiendaRopa</w:t>
+        <w:t>Clothes</w:t>
       </w:r>
       <w:proofErr w:type="spellEnd"/>
       <w:r>
@@ -627,7 +624,7 @@
           <w:szCs w:val="20"/>
           <w:lang w:val="es-CO"/>
         </w:rPr>
-        <w:t xml:space="preserve"> con las entidades Cliente y Producto y sus validaciones básicas</w:t>
+        <w:t>”</w:t>
       </w:r>
       <w:r>
         <w:rPr>
@@ -657,16 +654,25 @@
           <w:szCs w:val="20"/>
           <w:lang w:val="es-CO"/>
         </w:rPr>
-        <w:t>4.</w:t>
-      </w:r>
-      <w:r>
-        <w:rPr>
-          <w:rFonts w:ascii="Arial" w:hAnsi="Arial" w:cs="Arial"/>
-          <w:sz w:val="20"/>
-          <w:szCs w:val="20"/>
-          <w:lang w:val="es-CO"/>
-        </w:rPr>
-        <w:t xml:space="preserve">2. Completar los </w:t>
+        <w:t>Realizar el diseño del software</w:t>
+      </w:r>
+      <w:r>
+        <w:rPr>
+          <w:rFonts w:ascii="Arial" w:hAnsi="Arial" w:cs="Arial"/>
+          <w:sz w:val="20"/>
+          <w:szCs w:val="20"/>
+          <w:lang w:val="es-CO"/>
+        </w:rPr>
+        <w:t xml:space="preserve"> </w:t>
+      </w:r>
+      <w:r>
+        <w:rPr>
+          <w:rFonts w:ascii="Arial" w:hAnsi="Arial" w:cs="Arial"/>
+          <w:sz w:val="20"/>
+          <w:szCs w:val="20"/>
+          <w:lang w:val="es-CO"/>
+        </w:rPr>
+        <w:t xml:space="preserve">para el sistema informático para la tienda de ropa “Huang </w:t>
       </w:r>
       <w:proofErr w:type="spellStart"/>
       <w:r>
@@ -676,7 +682,7 @@
           <w:szCs w:val="20"/>
           <w:lang w:val="es-CO"/>
         </w:rPr>
-        <w:t>endpoints</w:t>
+        <w:t>Clothes</w:t>
       </w:r>
       <w:proofErr w:type="spellEnd"/>
       <w:r>
@@ -686,7 +692,16 @@
           <w:szCs w:val="20"/>
           <w:lang w:val="es-CO"/>
         </w:rPr>
-        <w:t xml:space="preserve"> REST de Cliente y Producto (listar, obtener por id, buscar por nombre, crear, actualizar, eliminar) con respuestas HTTP adecuadas y validación de entrada, incluyendo pruebas unitarias y de integración con cobertura </w:t>
+        <w:t>”</w:t>
+      </w:r>
+      <w:r>
+        <w:rPr>
+          <w:rFonts w:ascii="Arial" w:hAnsi="Arial" w:cs="Arial"/>
+          <w:sz w:val="20"/>
+          <w:szCs w:val="20"/>
+          <w:lang w:val="es-CO"/>
+        </w:rPr>
+        <w:t>.</w:t>
       </w:r>
     </w:p>
     <w:p>
@@ -707,16 +722,64 @@
           <w:szCs w:val="20"/>
           <w:lang w:val="es-CO"/>
         </w:rPr>
-        <w:t>4.</w:t>
-      </w:r>
-      <w:r>
-        <w:rPr>
-          <w:rFonts w:ascii="Arial" w:hAnsi="Arial" w:cs="Arial"/>
-          <w:sz w:val="20"/>
-          <w:szCs w:val="20"/>
-          <w:lang w:val="es-CO"/>
-        </w:rPr>
-        <w:t xml:space="preserve">3. Configurar y probar la persistencia en SQL Server para Clientes y Productos </w:t>
+        <w:lastRenderedPageBreak/>
+        <w:t xml:space="preserve">- </w:t>
+      </w:r>
+      <w:r>
+        <w:rPr>
+          <w:rFonts w:ascii="Arial" w:hAnsi="Arial" w:cs="Arial"/>
+          <w:sz w:val="20"/>
+          <w:szCs w:val="20"/>
+          <w:lang w:val="es-CO"/>
+        </w:rPr>
+        <w:t>Realizar la implementación del software</w:t>
+      </w:r>
+      <w:r>
+        <w:rPr>
+          <w:rFonts w:ascii="Arial" w:hAnsi="Arial" w:cs="Arial"/>
+          <w:sz w:val="20"/>
+          <w:szCs w:val="20"/>
+          <w:lang w:val="es-CO"/>
+        </w:rPr>
+        <w:t xml:space="preserve"> </w:t>
+      </w:r>
+      <w:r>
+        <w:rPr>
+          <w:rFonts w:ascii="Arial" w:hAnsi="Arial" w:cs="Arial"/>
+          <w:sz w:val="20"/>
+          <w:szCs w:val="20"/>
+          <w:lang w:val="es-CO"/>
+        </w:rPr>
+        <w:t xml:space="preserve">para el sistema informático para la tienda de ropa “Huang </w:t>
+      </w:r>
+      <w:proofErr w:type="spellStart"/>
+      <w:r>
+        <w:rPr>
+          <w:rFonts w:ascii="Arial" w:hAnsi="Arial" w:cs="Arial"/>
+          <w:sz w:val="20"/>
+          <w:szCs w:val="20"/>
+          <w:lang w:val="es-CO"/>
+        </w:rPr>
+        <w:t>Clothes</w:t>
+      </w:r>
+      <w:proofErr w:type="spellEnd"/>
+      <w:r>
+        <w:rPr>
+          <w:rFonts w:ascii="Arial" w:hAnsi="Arial" w:cs="Arial"/>
+          <w:sz w:val="20"/>
+          <w:szCs w:val="20"/>
+          <w:lang w:val="es-CO"/>
+        </w:rPr>
+        <w:t>”</w:t>
+      </w:r>
+      <w:r>
+        <w:rPr>
+          <w:rFonts w:ascii="Arial" w:hAnsi="Arial" w:cs="Arial"/>
+          <w:sz w:val="20"/>
+          <w:szCs w:val="20"/>
+          <w:lang w:val="es-CO"/>
+        </w:rPr>
+        <w:t>.</w:t>
       </w:r>
     </w:p>
     <w:p>
@@ -737,16 +800,16 @@
           <w:szCs w:val="20"/>
           <w:lang w:val="es-CO"/>
         </w:rPr>
-        <w:t>4.</w:t>
-      </w:r>
-      <w:r>
-        <w:rPr>
-          <w:rFonts w:ascii="Arial" w:hAnsi="Arial" w:cs="Arial"/>
-          <w:sz w:val="20"/>
-          <w:szCs w:val="20"/>
-          <w:lang w:val="es-CO"/>
-        </w:rPr>
-        <w:t>4.</w:t>
+        <w:t xml:space="preserve">- </w:t>
+      </w:r>
+      <w:r>
+        <w:rPr>
+          <w:rFonts w:ascii="Arial" w:hAnsi="Arial" w:cs="Arial"/>
+          <w:sz w:val="20"/>
+          <w:szCs w:val="20"/>
+          <w:lang w:val="es-CO"/>
+        </w:rPr>
+        <w:t>Ejecutar</w:t>
       </w:r>
       <w:r>
         <w:rPr>
@@ -764,7 +827,54 @@
           <w:szCs w:val="20"/>
           <w:lang w:val="es-CO"/>
         </w:rPr>
-        <w:t>Implementar el software planteado</w:t>
+        <w:t>las pruebas de software</w:t>
+      </w:r>
+      <w:r>
+        <w:rPr>
+          <w:rFonts w:ascii="Arial" w:hAnsi="Arial" w:cs="Arial"/>
+          <w:sz w:val="20"/>
+          <w:szCs w:val="20"/>
+          <w:lang w:val="es-CO"/>
+        </w:rPr>
+        <w:t xml:space="preserve"> </w:t>
+      </w:r>
+      <w:r>
+        <w:rPr>
+          <w:rFonts w:ascii="Arial" w:hAnsi="Arial" w:cs="Arial"/>
+          <w:sz w:val="20"/>
+          <w:szCs w:val="20"/>
+          <w:lang w:val="es-CO"/>
+        </w:rPr>
+        <w:t xml:space="preserve">para el sistema informático para la tienda de ropa “Huang </w:t>
+      </w:r>
+      <w:proofErr w:type="spellStart"/>
+      <w:r>
+        <w:rPr>
+          <w:rFonts w:ascii="Arial" w:hAnsi="Arial" w:cs="Arial"/>
+          <w:sz w:val="20"/>
+          <w:szCs w:val="20"/>
+          <w:lang w:val="es-CO"/>
+        </w:rPr>
+        <w:t>Clothes</w:t>
+      </w:r>
+      <w:proofErr w:type="spellEnd"/>
+      <w:r>
+        <w:rPr>
+          <w:rFonts w:ascii="Arial" w:hAnsi="Arial" w:cs="Arial"/>
+          <w:sz w:val="20"/>
+          <w:szCs w:val="20"/>
+          <w:lang w:val="es-CO"/>
+        </w:rPr>
+        <w:t>”</w:t>
+      </w:r>
+      <w:r>
+        <w:rPr>
+          <w:rFonts w:ascii="Arial" w:hAnsi="Arial" w:cs="Arial"/>
+          <w:sz w:val="20"/>
+          <w:szCs w:val="20"/>
+          <w:lang w:val="es-CO"/>
+        </w:rPr>
+        <w:t>.</w:t>
       </w:r>
     </w:p>
     <w:p>
@@ -785,16 +895,45 @@
           <w:szCs w:val="20"/>
           <w:lang w:val="es-CO"/>
         </w:rPr>
-        <w:t>4.</w:t>
-      </w:r>
-      <w:r>
-        <w:rPr>
-          <w:rFonts w:ascii="Arial" w:hAnsi="Arial" w:cs="Arial"/>
-          <w:sz w:val="20"/>
-          <w:szCs w:val="20"/>
-          <w:lang w:val="es-CO"/>
-        </w:rPr>
-        <w:t>5. Establecer controles básicos de calidad y despliegue: manejo centralizado de errores</w:t>
+        <w:t xml:space="preserve">- </w:t>
+      </w:r>
+      <w:r>
+        <w:rPr>
+          <w:rFonts w:ascii="Arial" w:hAnsi="Arial" w:cs="Arial"/>
+          <w:sz w:val="20"/>
+          <w:szCs w:val="20"/>
+          <w:lang w:val="es-CO"/>
+        </w:rPr>
+        <w:t>Implantar el software construido</w:t>
+      </w:r>
+      <w:r>
+        <w:rPr>
+          <w:rFonts w:ascii="Arial" w:hAnsi="Arial" w:cs="Arial"/>
+          <w:sz w:val="20"/>
+          <w:szCs w:val="20"/>
+          <w:lang w:val="es-CO"/>
+        </w:rPr>
+        <w:t xml:space="preserve"> para el sistema informático para la tienda de ropa “Huang </w:t>
+      </w:r>
+      <w:proofErr w:type="spellStart"/>
+      <w:r>
+        <w:rPr>
+          <w:rFonts w:ascii="Arial" w:hAnsi="Arial" w:cs="Arial"/>
+          <w:sz w:val="20"/>
+          <w:szCs w:val="20"/>
+          <w:lang w:val="es-CO"/>
+        </w:rPr>
+        <w:t>Clothes</w:t>
+      </w:r>
+      <w:proofErr w:type="spellEnd"/>
+      <w:r>
+        <w:rPr>
+          <w:rFonts w:ascii="Arial" w:hAnsi="Arial" w:cs="Arial"/>
+          <w:sz w:val="20"/>
+          <w:szCs w:val="20"/>
+          <w:lang w:val="es-CO"/>
+        </w:rPr>
+        <w:t>”</w:t>
       </w:r>
       <w:r>
         <w:rPr>
@@ -826,17 +965,7 @@
           <w:szCs w:val="20"/>
           <w:lang w:val="es-CO"/>
         </w:rPr>
-        <w:t>5</w:t>
-      </w:r>
-      <w:r>
-        <w:rPr>
-          <w:rFonts w:ascii="Arial" w:eastAsia="Times New Roman" w:hAnsi="Arial" w:cs="Arial"/>
-          <w:color w:val="auto"/>
-          <w:sz w:val="20"/>
-          <w:szCs w:val="20"/>
-          <w:lang w:val="es-CO"/>
-        </w:rPr>
-        <w:t>. Requisitos funcionales (RF)</w:t>
+        <w:t>Requisitos funcionales (RF)</w:t>
       </w:r>
     </w:p>
     <w:p>
@@ -857,7 +986,36 @@
           <w:szCs w:val="20"/>
           <w:lang w:val="es-CO"/>
         </w:rPr>
-        <w:t>RF-01. La API debe permitir listar todos los clientes registrados.</w:t>
+        <w:t xml:space="preserve">RF-01. </w:t>
+      </w:r>
+      <w:proofErr w:type="spellStart"/>
+      <w:r>
+        <w:rPr>
+          <w:rFonts w:ascii="Arial" w:hAnsi="Arial" w:cs="Arial"/>
+          <w:sz w:val="20"/>
+          <w:szCs w:val="20"/>
+          <w:lang w:val="es-CO"/>
+        </w:rPr>
+        <w:t>El</w:t>
+      </w:r>
+      <w:proofErr w:type="spellEnd"/>
+      <w:r>
+        <w:rPr>
+          <w:rFonts w:ascii="Arial" w:hAnsi="Arial" w:cs="Arial"/>
+          <w:sz w:val="20"/>
+          <w:szCs w:val="20"/>
+          <w:lang w:val="es-CO"/>
+        </w:rPr>
+        <w:t xml:space="preserve"> sistema</w:t>
+      </w:r>
+      <w:r>
+        <w:rPr>
+          <w:rFonts w:ascii="Arial" w:hAnsi="Arial" w:cs="Arial"/>
+          <w:sz w:val="20"/>
+          <w:szCs w:val="20"/>
+          <w:lang w:val="es-CO"/>
+        </w:rPr>
+        <w:t xml:space="preserve"> debe permitir listar todos los clientes registrados.</w:t>
       </w:r>
     </w:p>
     <w:p>
@@ -878,7 +1036,34 @@
           <w:szCs w:val="20"/>
           <w:lang w:val="es-CO"/>
         </w:rPr>
-        <w:t>RF-02. La API debe permitir consultar un cliente por su identificador.</w:t>
+        <w:t xml:space="preserve">RF-02. </w:t>
+      </w:r>
+      <w:r>
+        <w:rPr>
+          <w:rFonts w:ascii="Arial" w:hAnsi="Arial" w:cs="Arial"/>
+          <w:sz w:val="20"/>
+          <w:szCs w:val="20"/>
+          <w:lang w:val="es-CO"/>
+        </w:rPr>
+        <w:t>El sistema</w:t>
+      </w:r>
+      <w:r>
+        <w:rPr>
+          <w:rFonts w:ascii="Arial" w:hAnsi="Arial" w:cs="Arial"/>
+          <w:sz w:val="20"/>
+          <w:szCs w:val="20"/>
+          <w:lang w:val="es-CO"/>
+        </w:rPr>
+        <w:t xml:space="preserve"> </w:t>
+      </w:r>
+      <w:r>
+        <w:rPr>
+          <w:rFonts w:ascii="Arial" w:hAnsi="Arial" w:cs="Arial"/>
+          <w:sz w:val="20"/>
+          <w:szCs w:val="20"/>
+          <w:lang w:val="es-CO"/>
+        </w:rPr>
+        <w:t>debe permitir consultar un cliente por su identificador.</w:t>
       </w:r>
     </w:p>
     <w:p>
@@ -899,7 +1084,34 @@
           <w:szCs w:val="20"/>
           <w:lang w:val="es-CO"/>
         </w:rPr>
-        <w:t>RF-03. La API debe permitir buscar clientes por nombre (búsqueda parcial/contiene).</w:t>
+        <w:t xml:space="preserve">RF-03. </w:t>
+      </w:r>
+      <w:r>
+        <w:rPr>
+          <w:rFonts w:ascii="Arial" w:hAnsi="Arial" w:cs="Arial"/>
+          <w:sz w:val="20"/>
+          <w:szCs w:val="20"/>
+          <w:lang w:val="es-CO"/>
+        </w:rPr>
+        <w:t>El sistema</w:t>
+      </w:r>
+      <w:r>
+        <w:rPr>
+          <w:rFonts w:ascii="Arial" w:hAnsi="Arial" w:cs="Arial"/>
+          <w:sz w:val="20"/>
+          <w:szCs w:val="20"/>
+          <w:lang w:val="es-CO"/>
+        </w:rPr>
+        <w:t xml:space="preserve"> </w:t>
+      </w:r>
+      <w:r>
+        <w:rPr>
+          <w:rFonts w:ascii="Arial" w:hAnsi="Arial" w:cs="Arial"/>
+          <w:sz w:val="20"/>
+          <w:szCs w:val="20"/>
+          <w:lang w:val="es-CO"/>
+        </w:rPr>
+        <w:t>debe permitir buscar clientes por nombre (búsqueda parcial/contiene).</w:t>
       </w:r>
     </w:p>
     <w:p>
@@ -920,7 +1132,43 @@
           <w:szCs w:val="20"/>
           <w:lang w:val="es-CO"/>
         </w:rPr>
-        <w:t>RF-04. La API debe permitir crear un cliente con validación de datos mínimos (nombre, email, teléfono).</w:t>
+        <w:t>RF-04</w:t>
+      </w:r>
+      <w:r>
+        <w:rPr>
+          <w:rFonts w:ascii="Arial" w:hAnsi="Arial" w:cs="Arial"/>
+          <w:sz w:val="20"/>
+          <w:szCs w:val="20"/>
+          <w:lang w:val="es-CO"/>
+        </w:rPr>
+        <w:t xml:space="preserve"> </w:t>
+      </w:r>
+      <w:r>
+        <w:rPr>
+          <w:rFonts w:ascii="Arial" w:hAnsi="Arial" w:cs="Arial"/>
+          <w:sz w:val="20"/>
+          <w:szCs w:val="20"/>
+          <w:lang w:val="es-CO"/>
+        </w:rPr>
+        <w:t>El sistema</w:t>
+      </w:r>
+      <w:r>
+        <w:rPr>
+          <w:rFonts w:ascii="Arial" w:hAnsi="Arial" w:cs="Arial"/>
+          <w:sz w:val="20"/>
+          <w:szCs w:val="20"/>
+          <w:lang w:val="es-CO"/>
+        </w:rPr>
+        <w:t xml:space="preserve"> </w:t>
+      </w:r>
+      <w:r>
+        <w:rPr>
+          <w:rFonts w:ascii="Arial" w:hAnsi="Arial" w:cs="Arial"/>
+          <w:sz w:val="20"/>
+          <w:szCs w:val="20"/>
+          <w:lang w:val="es-CO"/>
+        </w:rPr>
+        <w:t>debe permitir crear un cliente con validación de datos mínimos (nombre, email, teléfono).</w:t>
       </w:r>
     </w:p>
     <w:p>
@@ -941,7 +1189,34 @@
           <w:szCs w:val="20"/>
           <w:lang w:val="es-CO"/>
         </w:rPr>
-        <w:t>RF-05. La API debe permitir actualizar los datos de un cliente existente.</w:t>
+        <w:t xml:space="preserve">RF-05. </w:t>
+      </w:r>
+      <w:r>
+        <w:rPr>
+          <w:rFonts w:ascii="Arial" w:hAnsi="Arial" w:cs="Arial"/>
+          <w:sz w:val="20"/>
+          <w:szCs w:val="20"/>
+          <w:lang w:val="es-CO"/>
+        </w:rPr>
+        <w:t>El sistema</w:t>
+      </w:r>
+      <w:r>
+        <w:rPr>
+          <w:rFonts w:ascii="Arial" w:hAnsi="Arial" w:cs="Arial"/>
+          <w:sz w:val="20"/>
+          <w:szCs w:val="20"/>
+          <w:lang w:val="es-CO"/>
+        </w:rPr>
+        <w:t xml:space="preserve"> </w:t>
+      </w:r>
+      <w:r>
+        <w:rPr>
+          <w:rFonts w:ascii="Arial" w:hAnsi="Arial" w:cs="Arial"/>
+          <w:sz w:val="20"/>
+          <w:szCs w:val="20"/>
+          <w:lang w:val="es-CO"/>
+        </w:rPr>
+        <w:t>debe permitir actualizar los datos de un cliente existente.</w:t>
       </w:r>
     </w:p>
     <w:p>
@@ -962,7 +1237,34 @@
           <w:szCs w:val="20"/>
           <w:lang w:val="es-CO"/>
         </w:rPr>
-        <w:t>RF-06. La API debe permitir eliminar un cliente por identificador.</w:t>
+        <w:t xml:space="preserve">RF-06. </w:t>
+      </w:r>
+      <w:r>
+        <w:rPr>
+          <w:rFonts w:ascii="Arial" w:hAnsi="Arial" w:cs="Arial"/>
+          <w:sz w:val="20"/>
+          <w:szCs w:val="20"/>
+          <w:lang w:val="es-CO"/>
+        </w:rPr>
+        <w:t>El sistema</w:t>
+      </w:r>
+      <w:r>
+        <w:rPr>
+          <w:rFonts w:ascii="Arial" w:hAnsi="Arial" w:cs="Arial"/>
+          <w:sz w:val="20"/>
+          <w:szCs w:val="20"/>
+          <w:lang w:val="es-CO"/>
+        </w:rPr>
+        <w:t xml:space="preserve"> </w:t>
+      </w:r>
+      <w:r>
+        <w:rPr>
+          <w:rFonts w:ascii="Arial" w:hAnsi="Arial" w:cs="Arial"/>
+          <w:sz w:val="20"/>
+          <w:szCs w:val="20"/>
+          <w:lang w:val="es-CO"/>
+        </w:rPr>
+        <w:t>debe permitir eliminar un cliente por identificador.</w:t>
       </w:r>
     </w:p>
     <w:p>
@@ -983,7 +1285,34 @@
           <w:szCs w:val="20"/>
           <w:lang w:val="es-CO"/>
         </w:rPr>
-        <w:t>RF-07. La API debe permitir listar todos los productos registrados.</w:t>
+        <w:t xml:space="preserve">RF-07. </w:t>
+      </w:r>
+      <w:r>
+        <w:rPr>
+          <w:rFonts w:ascii="Arial" w:hAnsi="Arial" w:cs="Arial"/>
+          <w:sz w:val="20"/>
+          <w:szCs w:val="20"/>
+          <w:lang w:val="es-CO"/>
+        </w:rPr>
+        <w:t>El sistema</w:t>
+      </w:r>
+      <w:r>
+        <w:rPr>
+          <w:rFonts w:ascii="Arial" w:hAnsi="Arial" w:cs="Arial"/>
+          <w:sz w:val="20"/>
+          <w:szCs w:val="20"/>
+          <w:lang w:val="es-CO"/>
+        </w:rPr>
+        <w:t xml:space="preserve"> </w:t>
+      </w:r>
+      <w:r>
+        <w:rPr>
+          <w:rFonts w:ascii="Arial" w:hAnsi="Arial" w:cs="Arial"/>
+          <w:sz w:val="20"/>
+          <w:szCs w:val="20"/>
+          <w:lang w:val="es-CO"/>
+        </w:rPr>
+        <w:t>debe permitir listar todos los productos registrados.</w:t>
       </w:r>
     </w:p>
     <w:p>
@@ -1004,7 +1333,34 @@
           <w:szCs w:val="20"/>
           <w:lang w:val="es-CO"/>
         </w:rPr>
-        <w:t>RF-08. La API debe permitir consultar un producto por su identificador.</w:t>
+        <w:t xml:space="preserve">RF-08. </w:t>
+      </w:r>
+      <w:r>
+        <w:rPr>
+          <w:rFonts w:ascii="Arial" w:hAnsi="Arial" w:cs="Arial"/>
+          <w:sz w:val="20"/>
+          <w:szCs w:val="20"/>
+          <w:lang w:val="es-CO"/>
+        </w:rPr>
+        <w:t>El sistema</w:t>
+      </w:r>
+      <w:r>
+        <w:rPr>
+          <w:rFonts w:ascii="Arial" w:hAnsi="Arial" w:cs="Arial"/>
+          <w:sz w:val="20"/>
+          <w:szCs w:val="20"/>
+          <w:lang w:val="es-CO"/>
+        </w:rPr>
+        <w:t xml:space="preserve"> </w:t>
+      </w:r>
+      <w:r>
+        <w:rPr>
+          <w:rFonts w:ascii="Arial" w:hAnsi="Arial" w:cs="Arial"/>
+          <w:sz w:val="20"/>
+          <w:szCs w:val="20"/>
+          <w:lang w:val="es-CO"/>
+        </w:rPr>
+        <w:t>debe permitir consultar un producto por su identificador.</w:t>
       </w:r>
     </w:p>
     <w:p>
@@ -1025,7 +1381,34 @@
           <w:szCs w:val="20"/>
           <w:lang w:val="es-CO"/>
         </w:rPr>
-        <w:t>RF-09. La API debe permitir buscar productos por nombre (búsqueda parcial/contiene).</w:t>
+        <w:t xml:space="preserve">RF-09. </w:t>
+      </w:r>
+      <w:r>
+        <w:rPr>
+          <w:rFonts w:ascii="Arial" w:hAnsi="Arial" w:cs="Arial"/>
+          <w:sz w:val="20"/>
+          <w:szCs w:val="20"/>
+          <w:lang w:val="es-CO"/>
+        </w:rPr>
+        <w:t>El sistema</w:t>
+      </w:r>
+      <w:r>
+        <w:rPr>
+          <w:rFonts w:ascii="Arial" w:hAnsi="Arial" w:cs="Arial"/>
+          <w:sz w:val="20"/>
+          <w:szCs w:val="20"/>
+          <w:lang w:val="es-CO"/>
+        </w:rPr>
+        <w:t xml:space="preserve"> </w:t>
+      </w:r>
+      <w:r>
+        <w:rPr>
+          <w:rFonts w:ascii="Arial" w:hAnsi="Arial" w:cs="Arial"/>
+          <w:sz w:val="20"/>
+          <w:szCs w:val="20"/>
+          <w:lang w:val="es-CO"/>
+        </w:rPr>
+        <w:t>debe permitir buscar productos por nombre (búsqueda parcial/contiene).</w:t>
       </w:r>
     </w:p>
     <w:p>
@@ -1046,7 +1429,34 @@
           <w:szCs w:val="20"/>
           <w:lang w:val="es-CO"/>
         </w:rPr>
-        <w:t>RF-10. La API debe permitir crear un producto con validación de datos mínimos (</w:t>
+        <w:t xml:space="preserve">RF-10. </w:t>
+      </w:r>
+      <w:r>
+        <w:rPr>
+          <w:rFonts w:ascii="Arial" w:hAnsi="Arial" w:cs="Arial"/>
+          <w:sz w:val="20"/>
+          <w:szCs w:val="20"/>
+          <w:lang w:val="es-CO"/>
+        </w:rPr>
+        <w:t>El sistema</w:t>
+      </w:r>
+      <w:r>
+        <w:rPr>
+          <w:rFonts w:ascii="Arial" w:hAnsi="Arial" w:cs="Arial"/>
+          <w:sz w:val="20"/>
+          <w:szCs w:val="20"/>
+          <w:lang w:val="es-CO"/>
+        </w:rPr>
+        <w:t xml:space="preserve"> </w:t>
+      </w:r>
+      <w:r>
+        <w:rPr>
+          <w:rFonts w:ascii="Arial" w:hAnsi="Arial" w:cs="Arial"/>
+          <w:sz w:val="20"/>
+          <w:szCs w:val="20"/>
+          <w:lang w:val="es-CO"/>
+        </w:rPr>
+        <w:t>debe permitir crear un producto con validación de datos mínimos (</w:t>
       </w:r>
       <w:r>
         <w:rPr>
@@ -1085,7 +1495,43 @@
           <w:szCs w:val="20"/>
           <w:lang w:val="es-CO"/>
         </w:rPr>
-        <w:t>RF-11. La API debe permitir actualizar los datos de un producto existente.</w:t>
+        <w:t>RF-11</w:t>
+      </w:r>
+      <w:r>
+        <w:rPr>
+          <w:rFonts w:ascii="Arial" w:hAnsi="Arial" w:cs="Arial"/>
+          <w:sz w:val="20"/>
+          <w:szCs w:val="20"/>
+          <w:lang w:val="es-CO"/>
+        </w:rPr>
+        <w:t xml:space="preserve"> </w:t>
+      </w:r>
+      <w:r>
+        <w:rPr>
+          <w:rFonts w:ascii="Arial" w:hAnsi="Arial" w:cs="Arial"/>
+          <w:sz w:val="20"/>
+          <w:szCs w:val="20"/>
+          <w:lang w:val="es-CO"/>
+        </w:rPr>
+        <w:t>El sistema</w:t>
+      </w:r>
+      <w:r>
+        <w:rPr>
+          <w:rFonts w:ascii="Arial" w:hAnsi="Arial" w:cs="Arial"/>
+          <w:sz w:val="20"/>
+          <w:szCs w:val="20"/>
+          <w:lang w:val="es-CO"/>
+        </w:rPr>
+        <w:t xml:space="preserve"> </w:t>
+      </w:r>
+      <w:r>
+        <w:rPr>
+          <w:rFonts w:ascii="Arial" w:hAnsi="Arial" w:cs="Arial"/>
+          <w:sz w:val="20"/>
+          <w:szCs w:val="20"/>
+          <w:lang w:val="es-CO"/>
+        </w:rPr>
+        <w:t>debe permitir actualizar los datos de un producto existente.</w:t>
       </w:r>
     </w:p>
     <w:p>
@@ -1106,7 +1552,34 @@
           <w:szCs w:val="20"/>
           <w:lang w:val="es-CO"/>
         </w:rPr>
-        <w:t>RF-12. La API debe permitir eliminar un producto por identificador.</w:t>
+        <w:t xml:space="preserve">RF-12. </w:t>
+      </w:r>
+      <w:r>
+        <w:rPr>
+          <w:rFonts w:ascii="Arial" w:hAnsi="Arial" w:cs="Arial"/>
+          <w:sz w:val="20"/>
+          <w:szCs w:val="20"/>
+          <w:lang w:val="es-CO"/>
+        </w:rPr>
+        <w:t>El sistema</w:t>
+      </w:r>
+      <w:r>
+        <w:rPr>
+          <w:rFonts w:ascii="Arial" w:hAnsi="Arial" w:cs="Arial"/>
+          <w:sz w:val="20"/>
+          <w:szCs w:val="20"/>
+          <w:lang w:val="es-CO"/>
+        </w:rPr>
+        <w:t xml:space="preserve"> </w:t>
+      </w:r>
+      <w:r>
+        <w:rPr>
+          <w:rFonts w:ascii="Arial" w:hAnsi="Arial" w:cs="Arial"/>
+          <w:sz w:val="20"/>
+          <w:szCs w:val="20"/>
+          <w:lang w:val="es-CO"/>
+        </w:rPr>
+        <w:t>debe permitir eliminar un producto por identificador.</w:t>
       </w:r>
     </w:p>
     <w:p>
@@ -1127,7 +1600,34 @@
           <w:szCs w:val="20"/>
           <w:lang w:val="es-CO"/>
         </w:rPr>
-        <w:t>RF-13. La API debe exponer códigos de estado HTTP adecuados (2xx, 4xx, 5xx) y mensajes claros de error.</w:t>
+        <w:t xml:space="preserve">RF-13. </w:t>
+      </w:r>
+      <w:r>
+        <w:rPr>
+          <w:rFonts w:ascii="Arial" w:hAnsi="Arial" w:cs="Arial"/>
+          <w:sz w:val="20"/>
+          <w:szCs w:val="20"/>
+          <w:lang w:val="es-CO"/>
+        </w:rPr>
+        <w:t>El sistema</w:t>
+      </w:r>
+      <w:r>
+        <w:rPr>
+          <w:rFonts w:ascii="Arial" w:hAnsi="Arial" w:cs="Arial"/>
+          <w:sz w:val="20"/>
+          <w:szCs w:val="20"/>
+          <w:lang w:val="es-CO"/>
+        </w:rPr>
+        <w:t xml:space="preserve"> </w:t>
+      </w:r>
+      <w:r>
+        <w:rPr>
+          <w:rFonts w:ascii="Arial" w:hAnsi="Arial" w:cs="Arial"/>
+          <w:sz w:val="20"/>
+          <w:szCs w:val="20"/>
+          <w:lang w:val="es-CO"/>
+        </w:rPr>
+        <w:t>debe exponer códigos de estado HTTP adecuados (2xx, 4xx, 5xx) y mensajes claros de error.</w:t>
       </w:r>
     </w:p>
     <w:p>
@@ -1148,7 +1648,43 @@
           <w:szCs w:val="20"/>
           <w:lang w:val="es-CO"/>
         </w:rPr>
-        <w:t>RF-14. La API debe devolver y aceptar datos en formato JSON.</w:t>
+        <w:t>RF-14</w:t>
+      </w:r>
+      <w:r>
+        <w:rPr>
+          <w:rFonts w:ascii="Arial" w:hAnsi="Arial" w:cs="Arial"/>
+          <w:sz w:val="20"/>
+          <w:szCs w:val="20"/>
+          <w:lang w:val="es-CO"/>
+        </w:rPr>
+        <w:t xml:space="preserve"> </w:t>
+      </w:r>
+      <w:r>
+        <w:rPr>
+          <w:rFonts w:ascii="Arial" w:hAnsi="Arial" w:cs="Arial"/>
+          <w:sz w:val="20"/>
+          <w:szCs w:val="20"/>
+          <w:lang w:val="es-CO"/>
+        </w:rPr>
+        <w:t>El sistema</w:t>
+      </w:r>
+      <w:r>
+        <w:rPr>
+          <w:rFonts w:ascii="Arial" w:hAnsi="Arial" w:cs="Arial"/>
+          <w:sz w:val="20"/>
+          <w:szCs w:val="20"/>
+          <w:lang w:val="es-CO"/>
+        </w:rPr>
+        <w:t xml:space="preserve"> </w:t>
+      </w:r>
+      <w:r>
+        <w:rPr>
+          <w:rFonts w:ascii="Arial" w:hAnsi="Arial" w:cs="Arial"/>
+          <w:sz w:val="20"/>
+          <w:szCs w:val="20"/>
+          <w:lang w:val="es-CO"/>
+        </w:rPr>
+        <w:t>debe devolver y aceptar datos en formato JSON.</w:t>
       </w:r>
     </w:p>
     <w:p>
@@ -1171,18 +1707,7 @@
           <w:szCs w:val="20"/>
           <w:lang w:val="es-CO"/>
         </w:rPr>
-        <w:lastRenderedPageBreak/>
-        <w:t>6</w:t>
-      </w:r>
-      <w:r>
-        <w:rPr>
-          <w:rFonts w:ascii="Arial" w:eastAsia="Times New Roman" w:hAnsi="Arial" w:cs="Arial"/>
-          <w:color w:val="auto"/>
-          <w:sz w:val="20"/>
-          <w:szCs w:val="20"/>
-          <w:lang w:val="es-CO"/>
-        </w:rPr>
-        <w:t>. Requisitos no funcionales (RNF)</w:t>
+        <w:t>Requisitos no funcionales (RNF)</w:t>
       </w:r>
     </w:p>
     <w:p>
@@ -1292,6 +1817,7 @@
           <w:szCs w:val="20"/>
           <w:lang w:val="es-CO"/>
         </w:rPr>
+        <w:lastRenderedPageBreak/>
         <w:t>RNF-03 (Seguridad). CORS debe configurarse para restringir orígenes por ambiente; las entradas deben validarse para prevenir inyección SQL y errores 500 innecesarios.</w:t>
       </w:r>
     </w:p>
@@ -1540,17 +2066,7 @@
           <w:szCs w:val="20"/>
           <w:lang w:val="es-CO"/>
         </w:rPr>
-        <w:t>7</w:t>
-      </w:r>
-      <w:r>
-        <w:rPr>
-          <w:rFonts w:ascii="Arial" w:eastAsia="Times New Roman" w:hAnsi="Arial" w:cs="Arial"/>
-          <w:color w:val="auto"/>
-          <w:sz w:val="20"/>
-          <w:szCs w:val="20"/>
-          <w:lang w:val="es-CO"/>
-        </w:rPr>
-        <w:t>. Alineación arquitectónica</w:t>
+        <w:t>Alineación arquitectónica</w:t>
       </w:r>
     </w:p>
     <w:p>
@@ -1614,17 +2130,7 @@
           <w:szCs w:val="20"/>
           <w:lang w:val="es-CO"/>
         </w:rPr>
-        <w:t>8</w:t>
-      </w:r>
-      <w:r>
-        <w:rPr>
-          <w:rFonts w:ascii="Arial" w:eastAsia="Times New Roman" w:hAnsi="Arial" w:cs="Arial"/>
-          <w:color w:val="auto"/>
-          <w:sz w:val="20"/>
-          <w:szCs w:val="20"/>
-          <w:lang w:val="es-CO"/>
-        </w:rPr>
-        <w:t>. Criterios de aceptación de alto nivel</w:t>
+        <w:t>Criterios de aceptación de alto nivel</w:t>
       </w:r>
     </w:p>
     <w:p>
@@ -1666,7 +2172,6 @@
           <w:szCs w:val="20"/>
           <w:lang w:val="es-CO"/>
         </w:rPr>
-        <w:lastRenderedPageBreak/>
         <w:t>CA-02. Dadas búsquedas por nombre con coincidencia parcial, la API devuelve los registros coincidentes ordenados por campo relevante.</w:t>
       </w:r>
     </w:p>
@@ -1709,6 +2214,7 @@
           <w:szCs w:val="20"/>
           <w:lang w:val="es-CO"/>
         </w:rPr>
+        <w:lastRenderedPageBreak/>
         <w:t xml:space="preserve">CA-04. Los </w:t>
       </w:r>
       <w:proofErr w:type="spellStart"/>
@@ -1847,7 +2353,7 @@
           <w:szCs w:val="20"/>
           <w:lang w:val="es-CO"/>
         </w:rPr>
-        <w:t>9.Modelo Entidad Relación (MER)</w:t>
+        <w:t>Modelo Entidad Relación (MER)</w:t>
       </w:r>
     </w:p>
     <w:p>
